--- a/report/技术报告.docx
+++ b/report/技术报告.docx
@@ -598,6 +598,286 @@
         <w:t>光照并不追求真实天文照明，而是使用梯度幅值近似“结构边界强度”。密度变化越剧烈的区域越亮，视觉上更容易识别空洞边界、丝状结构和团块节点。</w:t>
       </w:r>
     </w:p>
+    <w:tbl>
+      <w:tblPr>
+        <w:tblStyle w:val="TableGrid"/>
+        <w:tblW w:type="auto" w:w="0"/>
+        <w:tblLook w:firstColumn="1" w:firstRow="1" w:lastColumn="0" w:lastRow="0" w:noHBand="0" w:noVBand="1" w:val="04A0"/>
+      </w:tblPr>
+      <w:tblGrid>
+        <w:gridCol w:w="3264"/>
+        <w:gridCol w:w="3264"/>
+        <w:gridCol w:w="3264"/>
+      </w:tblGrid>
+      <w:tr>
+        <w:tc>
+          <w:tcPr>
+            <w:tcW w:type="dxa" w:w="3264"/>
+          </w:tcPr>
+          <w:p>
+            <w:pPr>
+              <w:jc w:val="center"/>
+            </w:pPr>
+            <w:r>
+              <w:rPr>
+                <w:rFonts w:ascii="Microsoft YaHei" w:hAnsi="Microsoft YaHei" w:eastAsia="Microsoft YaHei"/>
+                <w:b/>
+                <w:sz w:val="18"/>
+              </w:rPr>
+              <w:t>环节</w:t>
+            </w:r>
+          </w:p>
+        </w:tc>
+        <w:tc>
+          <w:tcPr>
+            <w:tcW w:type="dxa" w:w="3264"/>
+          </w:tcPr>
+          <w:p>
+            <w:pPr>
+              <w:jc w:val="center"/>
+            </w:pPr>
+            <w:r>
+              <w:rPr>
+                <w:rFonts w:ascii="Microsoft YaHei" w:hAnsi="Microsoft YaHei" w:eastAsia="Microsoft YaHei"/>
+                <w:b/>
+                <w:sz w:val="18"/>
+              </w:rPr>
+              <w:t>实现方式</w:t>
+            </w:r>
+          </w:p>
+        </w:tc>
+        <w:tc>
+          <w:tcPr>
+            <w:tcW w:type="dxa" w:w="3264"/>
+          </w:tcPr>
+          <w:p>
+            <w:pPr>
+              <w:jc w:val="center"/>
+            </w:pPr>
+            <w:r>
+              <w:rPr>
+                <w:rFonts w:ascii="Microsoft YaHei" w:hAnsi="Microsoft YaHei" w:eastAsia="Microsoft YaHei"/>
+                <w:b/>
+                <w:sz w:val="18"/>
+              </w:rPr>
+              <w:t>分析目的</w:t>
+            </w:r>
+          </w:p>
+        </w:tc>
+      </w:tr>
+      <w:tr>
+        <w:tc>
+          <w:tcPr>
+            <w:tcW w:type="dxa" w:w="3264"/>
+          </w:tcPr>
+          <w:p>
+            <w:pPr>
+              <w:jc w:val="left"/>
+            </w:pPr>
+            <w:r>
+              <w:rPr>
+                <w:rFonts w:ascii="Microsoft YaHei" w:hAnsi="Microsoft YaHei" w:eastAsia="Microsoft YaHei"/>
+                <w:sz w:val="18"/>
+              </w:rPr>
+              <w:t>动态范围压缩</w:t>
+            </w:r>
+          </w:p>
+        </w:tc>
+        <w:tc>
+          <w:tcPr>
+            <w:tcW w:type="dxa" w:w="3264"/>
+          </w:tcPr>
+          <w:p>
+            <w:pPr>
+              <w:jc w:val="left"/>
+            </w:pPr>
+            <w:r>
+              <w:rPr>
+                <w:rFonts w:ascii="Microsoft YaHei" w:hAnsi="Microsoft YaHei" w:eastAsia="Microsoft YaHei"/>
+                <w:sz w:val="18"/>
+              </w:rPr>
+              <w:t>对密度取 log10，并用分位数裁剪到稳定显示区间</w:t>
+            </w:r>
+          </w:p>
+        </w:tc>
+        <w:tc>
+          <w:tcPr>
+            <w:tcW w:type="dxa" w:w="3264"/>
+          </w:tcPr>
+          <w:p>
+            <w:pPr>
+              <w:jc w:val="left"/>
+            </w:pPr>
+            <w:r>
+              <w:rPr>
+                <w:rFonts w:ascii="Microsoft YaHei" w:hAnsi="Microsoft YaHei" w:eastAsia="Microsoft YaHei"/>
+                <w:sz w:val="18"/>
+              </w:rPr>
+              <w:t>保留主体结构，同时避免极端峰值压暗整体图像</w:t>
+            </w:r>
+          </w:p>
+        </w:tc>
+      </w:tr>
+      <w:tr>
+        <w:tc>
+          <w:tcPr>
+            <w:tcW w:type="dxa" w:w="3264"/>
+          </w:tcPr>
+          <w:p>
+            <w:pPr>
+              <w:jc w:val="left"/>
+            </w:pPr>
+            <w:r>
+              <w:rPr>
+                <w:rFonts w:ascii="Microsoft YaHei" w:hAnsi="Microsoft YaHei" w:eastAsia="Microsoft YaHei"/>
+                <w:sz w:val="18"/>
+              </w:rPr>
+              <w:t>透明度设计</w:t>
+            </w:r>
+          </w:p>
+        </w:tc>
+        <w:tc>
+          <w:tcPr>
+            <w:tcW w:type="dxa" w:w="3264"/>
+          </w:tcPr>
+          <w:p>
+            <w:pPr>
+              <w:jc w:val="left"/>
+            </w:pPr>
+            <w:r>
+              <w:rPr>
+                <w:rFonts w:ascii="Microsoft YaHei" w:hAnsi="Microsoft YaHei" w:eastAsia="Microsoft YaHei"/>
+                <w:sz w:val="18"/>
+              </w:rPr>
+              <w:t>低密度给极低 alpha，中高密度随 smoothstep 增强</w:t>
+            </w:r>
+          </w:p>
+        </w:tc>
+        <w:tc>
+          <w:tcPr>
+            <w:tcW w:type="dxa" w:w="3264"/>
+          </w:tcPr>
+          <w:p>
+            <w:pPr>
+              <w:jc w:val="left"/>
+            </w:pPr>
+            <w:r>
+              <w:rPr>
+                <w:rFonts w:ascii="Microsoft YaHei" w:hAnsi="Microsoft YaHei" w:eastAsia="Microsoft YaHei"/>
+                <w:sz w:val="18"/>
+              </w:rPr>
+              <w:t>让空洞作为背景存在，让丝状结构和节点成为视觉焦点</w:t>
+            </w:r>
+          </w:p>
+        </w:tc>
+      </w:tr>
+      <w:tr>
+        <w:tc>
+          <w:tcPr>
+            <w:tcW w:type="dxa" w:w="3264"/>
+          </w:tcPr>
+          <w:p>
+            <w:pPr>
+              <w:jc w:val="left"/>
+            </w:pPr>
+            <w:r>
+              <w:rPr>
+                <w:rFonts w:ascii="Microsoft YaHei" w:hAnsi="Microsoft YaHei" w:eastAsia="Microsoft YaHei"/>
+                <w:sz w:val="18"/>
+              </w:rPr>
+              <w:t>梯度光照</w:t>
+            </w:r>
+          </w:p>
+        </w:tc>
+        <w:tc>
+          <w:tcPr>
+            <w:tcW w:type="dxa" w:w="3264"/>
+          </w:tcPr>
+          <w:p>
+            <w:pPr>
+              <w:jc w:val="left"/>
+            </w:pPr>
+            <w:r>
+              <w:rPr>
+                <w:rFonts w:ascii="Microsoft YaHei" w:hAnsi="Microsoft YaHei" w:eastAsia="Microsoft YaHei"/>
+                <w:sz w:val="18"/>
+              </w:rPr>
+              <w:t>用三维梯度幅值增强边界亮度</w:t>
+            </w:r>
+          </w:p>
+        </w:tc>
+        <w:tc>
+          <w:tcPr>
+            <w:tcW w:type="dxa" w:w="3264"/>
+          </w:tcPr>
+          <w:p>
+            <w:pPr>
+              <w:jc w:val="left"/>
+            </w:pPr>
+            <w:r>
+              <w:rPr>
+                <w:rFonts w:ascii="Microsoft YaHei" w:hAnsi="Microsoft YaHei" w:eastAsia="Microsoft YaHei"/>
+                <w:sz w:val="18"/>
+              </w:rPr>
+              <w:t>突出密度突变边界，帮助识别空洞壁和宇宙网骨架</w:t>
+            </w:r>
+          </w:p>
+        </w:tc>
+      </w:tr>
+      <w:tr>
+        <w:tc>
+          <w:tcPr>
+            <w:tcW w:type="dxa" w:w="3264"/>
+          </w:tcPr>
+          <w:p>
+            <w:pPr>
+              <w:jc w:val="left"/>
+            </w:pPr>
+            <w:r>
+              <w:rPr>
+                <w:rFonts w:ascii="Microsoft YaHei" w:hAnsi="Microsoft YaHei" w:eastAsia="Microsoft YaHei"/>
+                <w:sz w:val="18"/>
+              </w:rPr>
+              <w:t>时间对比</w:t>
+            </w:r>
+          </w:p>
+        </w:tc>
+        <w:tc>
+          <w:tcPr>
+            <w:tcW w:type="dxa" w:w="3264"/>
+          </w:tcPr>
+          <w:p>
+            <w:pPr>
+              <w:jc w:val="left"/>
+            </w:pPr>
+            <w:r>
+              <w:rPr>
+                <w:rFonts w:ascii="Microsoft YaHei" w:hAnsi="Microsoft YaHei" w:eastAsia="Microsoft YaHei"/>
+                <w:sz w:val="18"/>
+              </w:rPr>
+              <w:t>代表帧采用同一视觉语法和一致阈值思想</w:t>
+            </w:r>
+          </w:p>
+        </w:tc>
+        <w:tc>
+          <w:tcPr>
+            <w:tcW w:type="dxa" w:w="3264"/>
+          </w:tcPr>
+          <w:p>
+            <w:pPr>
+              <w:jc w:val="left"/>
+            </w:pPr>
+            <w:r>
+              <w:rPr>
+                <w:rFonts w:ascii="Microsoft YaHei" w:hAnsi="Microsoft YaHei" w:eastAsia="Microsoft YaHei"/>
+                <w:sz w:val="18"/>
+              </w:rPr>
+              <w:t>避免逐帧单独调色造成演化强弱的误判</w:t>
+            </w:r>
+          </w:p>
+        </w:tc>
+      </w:tr>
+    </w:tbl>
     <w:p>
       <w:pPr>
         <w:jc w:val="center"/>
@@ -1379,6 +1659,339 @@
         <w:t>从统计量看，标准差由 0.4318 增加到 0.4983，最大密度由 13.8433 增加到 14.4494。这说明演化后期物质分布更不均匀，极端高密度区域更强。</w:t>
       </w:r>
     </w:p>
+    <w:tbl>
+      <w:tblPr>
+        <w:tblStyle w:val="TableGrid"/>
+        <w:tblW w:type="auto" w:w="0"/>
+        <w:tblLook w:firstColumn="1" w:firstRow="1" w:lastColumn="0" w:lastRow="0" w:noHBand="0" w:noVBand="1" w:val="04A0"/>
+      </w:tblPr>
+      <w:tblGrid>
+        <w:gridCol w:w="3264"/>
+        <w:gridCol w:w="3264"/>
+        <w:gridCol w:w="3264"/>
+      </w:tblGrid>
+      <w:tr>
+        <w:tc>
+          <w:tcPr>
+            <w:tcW w:type="dxa" w:w="3264"/>
+          </w:tcPr>
+          <w:p>
+            <w:pPr>
+              <w:jc w:val="center"/>
+            </w:pPr>
+            <w:r>
+              <w:rPr>
+                <w:rFonts w:ascii="Microsoft YaHei" w:hAnsi="Microsoft YaHei" w:eastAsia="Microsoft YaHei"/>
+                <w:b/>
+                <w:sz w:val="18"/>
+              </w:rPr>
+              <w:t>派生量</w:t>
+            </w:r>
+          </w:p>
+        </w:tc>
+        <w:tc>
+          <w:tcPr>
+            <w:tcW w:type="dxa" w:w="3264"/>
+          </w:tcPr>
+          <w:p>
+            <w:pPr>
+              <w:jc w:val="center"/>
+            </w:pPr>
+            <w:r>
+              <w:rPr>
+                <w:rFonts w:ascii="Microsoft YaHei" w:hAnsi="Microsoft YaHei" w:eastAsia="Microsoft YaHei"/>
+                <w:b/>
+                <w:sz w:val="18"/>
+              </w:rPr>
+              <w:t>变化幅度</w:t>
+            </w:r>
+          </w:p>
+        </w:tc>
+        <w:tc>
+          <w:tcPr>
+            <w:tcW w:type="dxa" w:w="3264"/>
+          </w:tcPr>
+          <w:p>
+            <w:pPr>
+              <w:jc w:val="center"/>
+            </w:pPr>
+            <w:r>
+              <w:rPr>
+                <w:rFonts w:ascii="Microsoft YaHei" w:hAnsi="Microsoft YaHei" w:eastAsia="Microsoft YaHei"/>
+                <w:b/>
+                <w:sz w:val="18"/>
+              </w:rPr>
+              <w:t>解释</w:t>
+            </w:r>
+          </w:p>
+        </w:tc>
+      </w:tr>
+      <w:tr>
+        <w:tc>
+          <w:tcPr>
+            <w:tcW w:type="dxa" w:w="3264"/>
+          </w:tcPr>
+          <w:p>
+            <w:pPr>
+              <w:jc w:val="left"/>
+            </w:pPr>
+            <w:r>
+              <w:rPr>
+                <w:rFonts w:ascii="Microsoft YaHei" w:hAnsi="Microsoft YaHei" w:eastAsia="Microsoft YaHei"/>
+                <w:sz w:val="18"/>
+              </w:rPr>
+              <w:t>标准差增长率</w:t>
+            </w:r>
+          </w:p>
+        </w:tc>
+        <w:tc>
+          <w:tcPr>
+            <w:tcW w:type="dxa" w:w="3264"/>
+          </w:tcPr>
+          <w:p>
+            <w:pPr>
+              <w:jc w:val="left"/>
+            </w:pPr>
+            <w:r>
+              <w:rPr>
+                <w:rFonts w:ascii="Microsoft YaHei" w:hAnsi="Microsoft YaHei" w:eastAsia="Microsoft YaHei"/>
+                <w:sz w:val="18"/>
+              </w:rPr>
+              <w:t>+15.4%</w:t>
+            </w:r>
+          </w:p>
+        </w:tc>
+        <w:tc>
+          <w:tcPr>
+            <w:tcW w:type="dxa" w:w="3264"/>
+          </w:tcPr>
+          <w:p>
+            <w:pPr>
+              <w:jc w:val="left"/>
+            </w:pPr>
+            <w:r>
+              <w:rPr>
+                <w:rFonts w:ascii="Microsoft YaHei" w:hAnsi="Microsoft YaHei" w:eastAsia="Microsoft YaHei"/>
+                <w:sz w:val="18"/>
+              </w:rPr>
+              <w:t>全域密度波动增强，均匀背景被拉开</w:t>
+            </w:r>
+          </w:p>
+        </w:tc>
+      </w:tr>
+      <w:tr>
+        <w:tc>
+          <w:tcPr>
+            <w:tcW w:type="dxa" w:w="3264"/>
+          </w:tcPr>
+          <w:p>
+            <w:pPr>
+              <w:jc w:val="left"/>
+            </w:pPr>
+            <w:r>
+              <w:rPr>
+                <w:rFonts w:ascii="Microsoft YaHei" w:hAnsi="Microsoft YaHei" w:eastAsia="Microsoft YaHei"/>
+                <w:sz w:val="18"/>
+              </w:rPr>
+              <w:t>最大密度增长率</w:t>
+            </w:r>
+          </w:p>
+        </w:tc>
+        <w:tc>
+          <w:tcPr>
+            <w:tcW w:type="dxa" w:w="3264"/>
+          </w:tcPr>
+          <w:p>
+            <w:pPr>
+              <w:jc w:val="left"/>
+            </w:pPr>
+            <w:r>
+              <w:rPr>
+                <w:rFonts w:ascii="Microsoft YaHei" w:hAnsi="Microsoft YaHei" w:eastAsia="Microsoft YaHei"/>
+                <w:sz w:val="18"/>
+              </w:rPr>
+              <w:t>+4.4%</w:t>
+            </w:r>
+          </w:p>
+        </w:tc>
+        <w:tc>
+          <w:tcPr>
+            <w:tcW w:type="dxa" w:w="3264"/>
+          </w:tcPr>
+          <w:p>
+            <w:pPr>
+              <w:jc w:val="left"/>
+            </w:pPr>
+            <w:r>
+              <w:rPr>
+                <w:rFonts w:ascii="Microsoft YaHei" w:hAnsi="Microsoft YaHei" w:eastAsia="Microsoft YaHei"/>
+                <w:sz w:val="18"/>
+              </w:rPr>
+              <w:t>局部高密度峰值持续被引力聚集放大</w:t>
+            </w:r>
+          </w:p>
+        </w:tc>
+      </w:tr>
+      <w:tr>
+        <w:tc>
+          <w:tcPr>
+            <w:tcW w:type="dxa" w:w="3264"/>
+          </w:tcPr>
+          <w:p>
+            <w:pPr>
+              <w:jc w:val="left"/>
+            </w:pPr>
+            <w:r>
+              <w:rPr>
+                <w:rFonts w:ascii="Microsoft YaHei" w:hAnsi="Microsoft YaHei" w:eastAsia="Microsoft YaHei"/>
+                <w:sz w:val="18"/>
+              </w:rPr>
+              <w:t>P99-P01 跨度增长率</w:t>
+            </w:r>
+          </w:p>
+        </w:tc>
+        <w:tc>
+          <w:tcPr>
+            <w:tcW w:type="dxa" w:w="3264"/>
+          </w:tcPr>
+          <w:p>
+            <w:pPr>
+              <w:jc w:val="left"/>
+            </w:pPr>
+            <w:r>
+              <w:rPr>
+                <w:rFonts w:ascii="Microsoft YaHei" w:hAnsi="Microsoft YaHei" w:eastAsia="Microsoft YaHei"/>
+                <w:sz w:val="18"/>
+              </w:rPr>
+              <w:t>+15.1%</w:t>
+            </w:r>
+          </w:p>
+        </w:tc>
+        <w:tc>
+          <w:tcPr>
+            <w:tcW w:type="dxa" w:w="3264"/>
+          </w:tcPr>
+          <w:p>
+            <w:pPr>
+              <w:jc w:val="left"/>
+            </w:pPr>
+            <w:r>
+              <w:rPr>
+                <w:rFonts w:ascii="Microsoft YaHei" w:hAnsi="Microsoft YaHei" w:eastAsia="Microsoft YaHei"/>
+                <w:sz w:val="18"/>
+              </w:rPr>
+              <w:t>低密度端与高密度端同步分化</w:t>
+            </w:r>
+          </w:p>
+        </w:tc>
+      </w:tr>
+      <w:tr>
+        <w:tc>
+          <w:tcPr>
+            <w:tcW w:type="dxa" w:w="3264"/>
+          </w:tcPr>
+          <w:p>
+            <w:pPr>
+              <w:jc w:val="left"/>
+            </w:pPr>
+            <w:r>
+              <w:rPr>
+                <w:rFonts w:ascii="Microsoft YaHei" w:hAnsi="Microsoft YaHei" w:eastAsia="Microsoft YaHei"/>
+                <w:sz w:val="18"/>
+              </w:rPr>
+              <w:t>空洞占比增量</w:t>
+            </w:r>
+          </w:p>
+        </w:tc>
+        <w:tc>
+          <w:tcPr>
+            <w:tcW w:type="dxa" w:w="3264"/>
+          </w:tcPr>
+          <w:p>
+            <w:pPr>
+              <w:jc w:val="left"/>
+            </w:pPr>
+            <w:r>
+              <w:rPr>
+                <w:rFonts w:ascii="Microsoft YaHei" w:hAnsi="Microsoft YaHei" w:eastAsia="Microsoft YaHei"/>
+                <w:sz w:val="18"/>
+              </w:rPr>
+              <w:t>+11.3 个百分点</w:t>
+            </w:r>
+          </w:p>
+        </w:tc>
+        <w:tc>
+          <w:tcPr>
+            <w:tcW w:type="dxa" w:w="3264"/>
+          </w:tcPr>
+          <w:p>
+            <w:pPr>
+              <w:jc w:val="left"/>
+            </w:pPr>
+            <w:r>
+              <w:rPr>
+                <w:rFonts w:ascii="Microsoft YaHei" w:hAnsi="Microsoft YaHei" w:eastAsia="Microsoft YaHei"/>
+                <w:sz w:val="18"/>
+              </w:rPr>
+              <w:t>相对 t0000 的低密度阈值，后期空洞区域显著扩张</w:t>
+            </w:r>
+          </w:p>
+        </w:tc>
+      </w:tr>
+      <w:tr>
+        <w:tc>
+          <w:tcPr>
+            <w:tcW w:type="dxa" w:w="3264"/>
+          </w:tcPr>
+          <w:p>
+            <w:pPr>
+              <w:jc w:val="left"/>
+            </w:pPr>
+            <w:r>
+              <w:rPr>
+                <w:rFonts w:ascii="Microsoft YaHei" w:hAnsi="Microsoft YaHei" w:eastAsia="Microsoft YaHei"/>
+                <w:sz w:val="18"/>
+              </w:rPr>
+              <w:t>log 密度熵增长率</w:t>
+            </w:r>
+          </w:p>
+        </w:tc>
+        <w:tc>
+          <w:tcPr>
+            <w:tcW w:type="dxa" w:w="3264"/>
+          </w:tcPr>
+          <w:p>
+            <w:pPr>
+              <w:jc w:val="left"/>
+            </w:pPr>
+            <w:r>
+              <w:rPr>
+                <w:rFonts w:ascii="Microsoft YaHei" w:hAnsi="Microsoft YaHei" w:eastAsia="Microsoft YaHei"/>
+                <w:sz w:val="18"/>
+              </w:rPr>
+              <w:t>+4.5%</w:t>
+            </w:r>
+          </w:p>
+        </w:tc>
+        <w:tc>
+          <w:tcPr>
+            <w:tcW w:type="dxa" w:w="3264"/>
+          </w:tcPr>
+          <w:p>
+            <w:pPr>
+              <w:jc w:val="left"/>
+            </w:pPr>
+            <w:r>
+              <w:rPr>
+                <w:rFonts w:ascii="Microsoft YaHei" w:hAnsi="Microsoft YaHei" w:eastAsia="Microsoft YaHei"/>
+                <w:sz w:val="18"/>
+              </w:rPr>
+              <w:t>分布形态更复杂，单峰集中性减弱</w:t>
+            </w:r>
+          </w:p>
+        </w:tc>
+      </w:tr>
+    </w:tbl>
     <w:p>
       <w:pPr>
         <w:jc w:val="center"/>
@@ -1504,6 +2117,286 @@
         <w:t>这个设计回答了一个关键问题：直方图中的尾部数据到底是什么？结果表明，高密度尾部不是随机散点，而是集中出现在宇宙网节点与致密丝束附近。统计异常因此获得了空间物理解释。</w:t>
       </w:r>
     </w:p>
+    <w:tbl>
+      <w:tblPr>
+        <w:tblStyle w:val="TableGrid"/>
+        <w:tblW w:type="auto" w:w="0"/>
+        <w:tblLook w:firstColumn="1" w:firstRow="1" w:lastColumn="0" w:lastRow="0" w:noHBand="0" w:noVBand="1" w:val="04A0"/>
+      </w:tblPr>
+      <w:tblGrid>
+        <w:gridCol w:w="3264"/>
+        <w:gridCol w:w="3264"/>
+        <w:gridCol w:w="3264"/>
+      </w:tblGrid>
+      <w:tr>
+        <w:tc>
+          <w:tcPr>
+            <w:tcW w:type="dxa" w:w="3264"/>
+          </w:tcPr>
+          <w:p>
+            <w:pPr>
+              <w:jc w:val="center"/>
+            </w:pPr>
+            <w:r>
+              <w:rPr>
+                <w:rFonts w:ascii="Microsoft YaHei" w:hAnsi="Microsoft YaHei" w:eastAsia="Microsoft YaHei"/>
+                <w:b/>
+                <w:sz w:val="18"/>
+              </w:rPr>
+              <w:t>交互环节</w:t>
+            </w:r>
+          </w:p>
+        </w:tc>
+        <w:tc>
+          <w:tcPr>
+            <w:tcW w:type="dxa" w:w="3264"/>
+          </w:tcPr>
+          <w:p>
+            <w:pPr>
+              <w:jc w:val="center"/>
+            </w:pPr>
+            <w:r>
+              <w:rPr>
+                <w:rFonts w:ascii="Microsoft YaHei" w:hAnsi="Microsoft YaHei" w:eastAsia="Microsoft YaHei"/>
+                <w:b/>
+                <w:sz w:val="18"/>
+              </w:rPr>
+              <w:t>数据处理</w:t>
+            </w:r>
+          </w:p>
+        </w:tc>
+        <w:tc>
+          <w:tcPr>
+            <w:tcW w:type="dxa" w:w="3264"/>
+          </w:tcPr>
+          <w:p>
+            <w:pPr>
+              <w:jc w:val="center"/>
+            </w:pPr>
+            <w:r>
+              <w:rPr>
+                <w:rFonts w:ascii="Microsoft YaHei" w:hAnsi="Microsoft YaHei" w:eastAsia="Microsoft YaHei"/>
+                <w:b/>
+                <w:sz w:val="18"/>
+              </w:rPr>
+              <w:t>联动结果</w:t>
+            </w:r>
+          </w:p>
+        </w:tc>
+      </w:tr>
+      <w:tr>
+        <w:tc>
+          <w:tcPr>
+            <w:tcW w:type="dxa" w:w="3264"/>
+          </w:tcPr>
+          <w:p>
+            <w:pPr>
+              <w:jc w:val="left"/>
+            </w:pPr>
+            <w:r>
+              <w:rPr>
+                <w:rFonts w:ascii="Microsoft YaHei" w:hAnsi="Microsoft YaHei" w:eastAsia="Microsoft YaHei"/>
+                <w:sz w:val="18"/>
+              </w:rPr>
+              <w:t>直方图刷选</w:t>
+            </w:r>
+          </w:p>
+        </w:tc>
+        <w:tc>
+          <w:tcPr>
+            <w:tcW w:type="dxa" w:w="3264"/>
+          </w:tcPr>
+          <w:p>
+            <w:pPr>
+              <w:jc w:val="left"/>
+            </w:pPr>
+            <w:r>
+              <w:rPr>
+                <w:rFonts w:ascii="Microsoft YaHei" w:hAnsi="Microsoft YaHei" w:eastAsia="Microsoft YaHei"/>
+                <w:sz w:val="18"/>
+              </w:rPr>
+              <w:t>滑块把百分位转换为 log10(density) 上下界</w:t>
+            </w:r>
+          </w:p>
+        </w:tc>
+        <w:tc>
+          <w:tcPr>
+            <w:tcW w:type="dxa" w:w="3264"/>
+          </w:tcPr>
+          <w:p>
+            <w:pPr>
+              <w:jc w:val="left"/>
+            </w:pPr>
+            <w:r>
+              <w:rPr>
+                <w:rFonts w:ascii="Microsoft YaHei" w:hAnsi="Microsoft YaHei" w:eastAsia="Microsoft YaHei"/>
+                <w:sz w:val="18"/>
+              </w:rPr>
+              <w:t>红色参考线实时标出被选密度区间</w:t>
+            </w:r>
+          </w:p>
+        </w:tc>
+      </w:tr>
+      <w:tr>
+        <w:tc>
+          <w:tcPr>
+            <w:tcW w:type="dxa" w:w="3264"/>
+          </w:tcPr>
+          <w:p>
+            <w:pPr>
+              <w:jc w:val="left"/>
+            </w:pPr>
+            <w:r>
+              <w:rPr>
+                <w:rFonts w:ascii="Microsoft YaHei" w:hAnsi="Microsoft YaHei" w:eastAsia="Microsoft YaHei"/>
+                <w:sz w:val="18"/>
+              </w:rPr>
+              <w:t>空间掩膜</w:t>
+            </w:r>
+          </w:p>
+        </w:tc>
+        <w:tc>
+          <w:tcPr>
+            <w:tcW w:type="dxa" w:w="3264"/>
+          </w:tcPr>
+          <w:p>
+            <w:pPr>
+              <w:jc w:val="left"/>
+            </w:pPr>
+            <w:r>
+              <w:rPr>
+                <w:rFonts w:ascii="Microsoft YaHei" w:hAnsi="Microsoft YaHei" w:eastAsia="Microsoft YaHei"/>
+                <w:sz w:val="18"/>
+              </w:rPr>
+              <w:t>对三维体素计算 low &lt;= logDensity &lt;= high</w:t>
+            </w:r>
+          </w:p>
+        </w:tc>
+        <w:tc>
+          <w:tcPr>
+            <w:tcW w:type="dxa" w:w="3264"/>
+          </w:tcPr>
+          <w:p>
+            <w:pPr>
+              <w:jc w:val="left"/>
+            </w:pPr>
+            <w:r>
+              <w:rPr>
+                <w:rFonts w:ascii="Microsoft YaHei" w:hAnsi="Microsoft YaHei" w:eastAsia="Microsoft YaHei"/>
+                <w:sz w:val="18"/>
+              </w:rPr>
+              <w:t>只保留满足阈值的物理单元格</w:t>
+            </w:r>
+          </w:p>
+        </w:tc>
+      </w:tr>
+      <w:tr>
+        <w:tc>
+          <w:tcPr>
+            <w:tcW w:type="dxa" w:w="3264"/>
+          </w:tcPr>
+          <w:p>
+            <w:pPr>
+              <w:jc w:val="left"/>
+            </w:pPr>
+            <w:r>
+              <w:rPr>
+                <w:rFonts w:ascii="Microsoft YaHei" w:hAnsi="Microsoft YaHei" w:eastAsia="Microsoft YaHei"/>
+                <w:sz w:val="18"/>
+              </w:rPr>
+              <w:t>三维投影</w:t>
+            </w:r>
+          </w:p>
+        </w:tc>
+        <w:tc>
+          <w:tcPr>
+            <w:tcW w:type="dxa" w:w="3264"/>
+          </w:tcPr>
+          <w:p>
+            <w:pPr>
+              <w:jc w:val="left"/>
+            </w:pPr>
+            <w:r>
+              <w:rPr>
+                <w:rFonts w:ascii="Microsoft YaHei" w:hAnsi="Microsoft YaHei" w:eastAsia="Microsoft YaHei"/>
+                <w:sz w:val="18"/>
+              </w:rPr>
+              <w:t>沿视线方向对掩膜后的 log 密度取最大投影</w:t>
+            </w:r>
+          </w:p>
+        </w:tc>
+        <w:tc>
+          <w:tcPr>
+            <w:tcW w:type="dxa" w:w="3264"/>
+          </w:tcPr>
+          <w:p>
+            <w:pPr>
+              <w:jc w:val="left"/>
+            </w:pPr>
+            <w:r>
+              <w:rPr>
+                <w:rFonts w:ascii="Microsoft YaHei" w:hAnsi="Microsoft YaHei" w:eastAsia="Microsoft YaHei"/>
+                <w:sz w:val="18"/>
+              </w:rPr>
+              <w:t>节点和致密丝束在右侧空间视图中显影</w:t>
+            </w:r>
+          </w:p>
+        </w:tc>
+      </w:tr>
+      <w:tr>
+        <w:tc>
+          <w:tcPr>
+            <w:tcW w:type="dxa" w:w="3264"/>
+          </w:tcPr>
+          <w:p>
+            <w:pPr>
+              <w:jc w:val="left"/>
+            </w:pPr>
+            <w:r>
+              <w:rPr>
+                <w:rFonts w:ascii="Microsoft YaHei" w:hAnsi="Microsoft YaHei" w:eastAsia="Microsoft YaHei"/>
+                <w:sz w:val="18"/>
+              </w:rPr>
+              <w:t>解释闭环</w:t>
+            </w:r>
+          </w:p>
+        </w:tc>
+        <w:tc>
+          <w:tcPr>
+            <w:tcW w:type="dxa" w:w="3264"/>
+          </w:tcPr>
+          <w:p>
+            <w:pPr>
+              <w:jc w:val="left"/>
+            </w:pPr>
+            <w:r>
+              <w:rPr>
+                <w:rFonts w:ascii="Microsoft YaHei" w:hAnsi="Microsoft YaHei" w:eastAsia="Microsoft YaHei"/>
+                <w:sz w:val="18"/>
+              </w:rPr>
+              <w:t>统计尾部与空间位置共享同一阈值</w:t>
+            </w:r>
+          </w:p>
+        </w:tc>
+        <w:tc>
+          <w:tcPr>
+            <w:tcW w:type="dxa" w:w="3264"/>
+          </w:tcPr>
+          <w:p>
+            <w:pPr>
+              <w:jc w:val="left"/>
+            </w:pPr>
+            <w:r>
+              <w:rPr>
+                <w:rFonts w:ascii="Microsoft YaHei" w:hAnsi="Microsoft YaHei" w:eastAsia="Microsoft YaHei"/>
+                <w:sz w:val="18"/>
+              </w:rPr>
+              <w:t>验证高密度尾部对应宇宙网骨架而非随机噪声</w:t>
+            </w:r>
+          </w:p>
+        </w:tc>
+      </w:tr>
+    </w:tbl>
     <w:p>
       <w:pPr>
         <w:jc w:val="center"/>
